--- a/lessions/0012.docx
+++ b/lessions/0012.docx
@@ -49,7 +49,10 @@
     </w:p>
     <w:p>
       <w:r>
-        <w:t>I am reading a book now. -&gt; Tôi đang học tiếng anh bây giờ</w:t>
+        <w:t xml:space="preserve">I am reading a book now. -&gt; Tôi đang </w:t>
+      </w:r>
+      <w:r>
+        <w:t>đọc sách bây giờ</w:t>
       </w:r>
     </w:p>
     <w:p>
@@ -59,7 +62,13 @@
     </w:p>
     <w:p>
       <w:r>
-        <w:t>They are playing football. -&gt; Họ đang chớ bóng đá</w:t>
+        <w:t>They are playing football. -&gt; Họ đang ch</w:t>
+      </w:r>
+      <w:r>
+        <w:t>ơi</w:t>
+      </w:r>
+      <w:r>
+        <w:t xml:space="preserve"> bóng đá</w:t>
       </w:r>
     </w:p>
     <w:p>
@@ -149,7 +158,13 @@
     </w:p>
     <w:p>
       <w:r>
-        <w:t>Reak -&gt; reading</w:t>
+        <w:t>Rea</w:t>
+      </w:r>
+      <w:r>
+        <w:t>d</w:t>
+      </w:r>
+      <w:r>
+        <w:t xml:space="preserve"> -&gt; reading</w:t>
       </w:r>
     </w:p>
     <w:p>
@@ -180,10 +195,7 @@
     </w:p>
     <w:p>
       <w:r>
-        <w:t>W</w:t>
-      </w:r>
-      <w:r>
-        <w:t>rit</w:t>
+        <w:t>Writ</w:t>
       </w:r>
       <w:r>
         <w:t>e -&gt;</w:t>
@@ -292,7 +304,10 @@
     </w:p>
     <w:p>
       <w:r>
-        <w:t>Ví dụ”</w:t>
+        <w:t>Ví dụ</w:t>
+      </w:r>
+      <w:r>
+        <w:t>:</w:t>
       </w:r>
     </w:p>
     <w:p>
@@ -305,7 +320,13 @@
         <w:t>She isn’t eating lunch</w:t>
       </w:r>
       <w:r>
-        <w:t>. -&gt; Cô ấy không ăn trưa</w:t>
+        <w:t>. -&gt; Cô ấy không</w:t>
+      </w:r>
+      <w:r>
+        <w:t xml:space="preserve"> đang</w:t>
+      </w:r>
+      <w:r>
+        <w:t xml:space="preserve"> ăn trưa</w:t>
       </w:r>
     </w:p>
     <w:p>
@@ -346,7 +367,7 @@
     </w:p>
     <w:p>
       <w:r>
-        <w:t>Are you playing football ? -&gt; Bạn có đang chơi bóng đá không?</w:t>
+        <w:t>Are you playing football? -&gt; Bạn có đang chơi bóng đá không?</w:t>
       </w:r>
     </w:p>
     <w:p>
@@ -376,7 +397,13 @@
     </w:p>
     <w:p>
       <w:r>
-        <w:t>No, I’m not, -&gt; Không tôi không</w:t>
+        <w:t>No, I’m not</w:t>
+      </w:r>
+      <w:r>
+        <w:t>.</w:t>
+      </w:r>
+      <w:r>
+        <w:t>-&gt; Không tôi không</w:t>
       </w:r>
     </w:p>
     <w:p>
@@ -386,7 +413,13 @@
     </w:p>
     <w:p>
       <w:r>
-        <w:t>No, she isn’t, -&gt; Không, cô ấy không</w:t>
+        <w:t>No, she isn’t</w:t>
+      </w:r>
+      <w:r>
+        <w:t>.</w:t>
+      </w:r>
+      <w:r>
+        <w:t xml:space="preserve"> -&gt; Không, cô ấy không</w:t>
       </w:r>
     </w:p>
     <w:p>
@@ -419,7 +452,13 @@
     </w:p>
     <w:p>
       <w:r>
-        <w:t>7. TỪ THƯỜNG GẶP THONG THÌ HIỆN TẠI TIẾP DIỄN</w:t>
+        <w:t>7. TỪ THƯỜNG GẶP T</w:t>
+      </w:r>
+      <w:r>
+        <w:t>R</w:t>
+      </w:r>
+      <w:r>
+        <w:t>ONG THÌ HIỆN TẠI TIẾP DIỄN</w:t>
       </w:r>
     </w:p>
     <w:p>
@@ -429,7 +468,13 @@
     </w:p>
     <w:p>
       <w:r>
-        <w:t>Right now -&gt; ngày bây giờ</w:t>
+        <w:t>Right now -&gt; ng</w:t>
+      </w:r>
+      <w:r>
+        <w:t>a</w:t>
+      </w:r>
+      <w:r>
+        <w:t>y bây giờ</w:t>
       </w:r>
     </w:p>
     <w:p>
@@ -457,12 +502,24 @@
     </w:p>
     <w:p>
       <w:r>
-        <w:t>I am studying right now -&gt; tôi đang học ngày bây giờ.</w:t>
-      </w:r>
-    </w:p>
-    <w:p>
-      <w:r>
-        <w:t>She is working at the moment -&gt; Cô ấy đang làm việc lục này</w:t>
+        <w:t>I am studying right now -&gt; tôi đang học ng</w:t>
+      </w:r>
+      <w:r>
+        <w:t>a</w:t>
+      </w:r>
+      <w:r>
+        <w:t>y bây giờ.</w:t>
+      </w:r>
+    </w:p>
+    <w:p>
+      <w:r>
+        <w:t>She is working at the moment -&gt; Cô ấy đang làm việc l</w:t>
+      </w:r>
+      <w:r>
+        <w:t>ú</w:t>
+      </w:r>
+      <w:r>
+        <w:t>c này</w:t>
       </w:r>
     </w:p>
     <w:p>
